--- a/public/templates/qd-giao-nhiem-vu-tvgs.docx
+++ b/public/templates/qd-giao-nhiem-vu-tvgs.docx
@@ -128,7 +128,7 @@
                 </mc:Choice>
                 <mc:Fallback>
                   <w:pict>
-                    <v:line w14:anchorId="49A412EB" id="Straight Connector 1" o:spid="_x0000_s1026" style="position:absolute;z-index:251656192;visibility:visible;mso-wrap-style:square;mso-wrap-distance-left:9pt;mso-wrap-distance-top:0;mso-wrap-distance-right:9pt;mso-wrap-distance-bottom:0;mso-position-horizontal:center;mso-position-horizontal-relative:margin;mso-position-vertical:absolute;mso-position-vertical-relative:text" from="0,14.7pt" to="105.75pt,14.7pt" o:gfxdata="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" strokecolor="black [3040]" strokeweight=".5pt">
+                    <v:line w14:anchorId="3E66E4A9" id="Straight Connector 1" o:spid="_x0000_s1026" style="position:absolute;z-index:251656192;visibility:visible;mso-wrap-style:square;mso-wrap-distance-left:9pt;mso-wrap-distance-top:0;mso-wrap-distance-right:9pt;mso-wrap-distance-bottom:0;mso-position-horizontal:center;mso-position-horizontal-relative:margin;mso-position-vertical:absolute;mso-position-vertical-relative:text" from="0,14.7pt" to="105.75pt,14.7pt" o:gfxdata="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" strokecolor="black [3040]" strokeweight=".5pt">
                       <w10:wrap anchorx="margin"/>
                     </v:line>
                   </w:pict>
@@ -251,7 +251,7 @@
                 </mc:Choice>
                 <mc:Fallback>
                   <w:pict>
-                    <v:line w14:anchorId="4A9590EB" id="Straight Connector 2" o:spid="_x0000_s1026" style="position:absolute;z-index:251660288;visibility:visible;mso-wrap-style:square;mso-width-percent:0;mso-wrap-distance-left:9pt;mso-wrap-distance-top:0;mso-wrap-distance-right:9pt;mso-wrap-distance-bottom:0;mso-position-horizontal:absolute;mso-position-horizontal-relative:margin;mso-position-vertical:absolute;mso-position-vertical-relative:text;mso-width-percent:0;mso-width-relative:margin" from="41.4pt,14.85pt" to="188.65pt,14.85pt" o:gfxdata="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" strokecolor="black [3040]" strokeweight=".5pt">
+                    <v:line w14:anchorId="541ED5E3" id="Straight Connector 2" o:spid="_x0000_s1026" style="position:absolute;z-index:251660288;visibility:visible;mso-wrap-style:square;mso-width-percent:0;mso-wrap-distance-left:9pt;mso-wrap-distance-top:0;mso-wrap-distance-right:9pt;mso-wrap-distance-bottom:0;mso-position-horizontal:absolute;mso-position-horizontal-relative:margin;mso-position-vertical:absolute;mso-position-vertical-relative:text;mso-width-percent:0;mso-width-relative:margin" from="41.4pt,14.85pt" to="188.65pt,14.85pt" o:gfxdata="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" strokecolor="black [3040]" strokeweight=".5pt">
                       <w10:wrap anchorx="margin"/>
                     </v:line>
                   </w:pict>
@@ -492,7 +492,7 @@
         <w:rPr>
           <w:i/>
         </w:rPr>
-        <w:t xml:space="preserve"> của Tổng công ty Điện lực miền Bắc về việc thành lập Xí nghiệp Dịch vụ Điện lực </w:t>
+        <w:t xml:space="preserve"> của Tổng công ty Điện lực miền Bắc về việc thành lập </w:t>
       </w:r>
       <w:r>
         <w:rPr>
@@ -557,7 +557,7 @@
         <w:rPr>
           <w:i/>
         </w:rPr>
-        <w:t xml:space="preserve"> về việc duyệt danh mục và tạm giao kế hoạch vốn công trình ĐTXD năm {nam_ke_hoach} cho Công ty Điện lực </w:t>
+        <w:t xml:space="preserve"> về việc duyệt danh mục và tạm giao kế hoạch vốn công trình ĐTXD năm {nam_ke_hoach} cho </w:t>
       </w:r>
       <w:r>
         <w:rPr>
@@ -829,7 +829,16 @@
         <w:t xml:space="preserve">Điều 3. </w:t>
       </w:r>
       <w:r>
-        <w:t xml:space="preserve">Các Ông: Trưởng các Phòng chức năng Công ty có liên quan (Kinh doanh, Tài chính - Kế toán, Kỹ thuật - An toàn), {danh_xung_gd_xn} Giám đốc </w:t>
+        <w:t>Các Ông: Trưởng các Phòng chức năng Công ty có liên quan (Kinh doanh, Tài chính - Kế toán, Kỹ thuật - An toàn), {</w:t>
+      </w:r>
+      <w:r>
+        <w:rPr>
+          <w:color w:val="0000CC"/>
+        </w:rPr>
+        <w:t>danh_xung_gd_xn</w:t>
+      </w:r>
+      <w:r>
+        <w:t xml:space="preserve">} Giám đốc </w:t>
       </w:r>
       <w:r>
         <w:rPr>
@@ -850,14 +859,13 @@
     </w:p>
     <w:tbl>
       <w:tblPr>
-        <w:tblW w:w="0" w:type="auto"/>
+        <w:tblW w:w="5000" w:type="pct"/>
         <w:jc w:val="center"/>
-        <w:tblLayout w:type="fixed"/>
         <w:tblLook w:val="04A0" w:firstRow="1" w:lastRow="0" w:firstColumn="1" w:lastColumn="0" w:noHBand="0" w:noVBand="1"/>
       </w:tblPr>
       <w:tblGrid>
-        <w:gridCol w:w="5040"/>
-        <w:gridCol w:w="5760"/>
+        <w:gridCol w:w="4335"/>
+        <w:gridCol w:w="4955"/>
       </w:tblGrid>
       <w:tr>
         <w:trPr>
@@ -865,7 +873,7 @@
         </w:trPr>
         <w:tc>
           <w:tcPr>
-            <w:tcW w:w="5040" w:type="dxa"/>
+            <w:tcW w:w="2333" w:type="pct"/>
           </w:tcPr>
           <w:p>
             <w:pPr>
@@ -942,20 +950,7 @@
               <w:rPr>
                 <w:sz w:val="22"/>
               </w:rPr>
-              <w:t xml:space="preserve">- XN Dịch vụ Điện lực </w:t>
-            </w:r>
-            <w:r>
-              <w:rPr>
-                <w:color w:val="CC0000"/>
-                <w:sz w:val="22"/>
-              </w:rPr>
-              <w:t>{ten_tinh}</w:t>
-            </w:r>
-            <w:r>
-              <w:rPr>
-                <w:sz w:val="22"/>
-              </w:rPr>
-              <w:t>;</w:t>
+              <w:t>- {ten_xi_nghiep};</w:t>
             </w:r>
           </w:p>
           <w:p>
@@ -973,7 +968,7 @@
         </w:tc>
         <w:tc>
           <w:tcPr>
-            <w:tcW w:w="5760" w:type="dxa"/>
+            <w:tcW w:w="2667" w:type="pct"/>
           </w:tcPr>
           <w:p>
             <w:pPr>
@@ -1030,6 +1025,26 @@
               <w:spacing w:after="0"/>
               <w:jc w:val="center"/>
               <w:rPr>
+                <w:szCs w:val="26"/>
+              </w:rPr>
+            </w:pPr>
+          </w:p>
+          <w:p>
+            <w:pPr>
+              <w:spacing w:after="0"/>
+              <w:jc w:val="center"/>
+              <w:rPr>
+                <w:b/>
+                <w:szCs w:val="26"/>
+              </w:rPr>
+            </w:pPr>
+          </w:p>
+          <w:p>
+            <w:pPr>
+              <w:spacing w:after="0"/>
+              <w:jc w:val="center"/>
+              <w:rPr>
+                <w:b/>
                 <w:szCs w:val="26"/>
               </w:rPr>
             </w:pPr>

--- a/public/templates/qd-giao-nhiem-vu-tvgs.docx
+++ b/public/templates/qd-giao-nhiem-vu-tvgs.docx
@@ -26,6 +26,7 @@
               <w:jc w:val="center"/>
               <w:rPr>
                 <w:bCs/>
+                <w:color w:val="auto"/>
                 <w:sz w:val="24"/>
                 <w:szCs w:val="24"/>
               </w:rPr>
@@ -33,6 +34,7 @@
             <w:r>
               <w:rPr>
                 <w:bCs/>
+                <w:color w:val="auto"/>
                 <w:sz w:val="24"/>
                 <w:szCs w:val="24"/>
               </w:rPr>
@@ -45,6 +47,7 @@
               <w:jc w:val="center"/>
               <w:rPr>
                 <w:b/>
+                <w:color w:val="auto"/>
                 <w:sz w:val="24"/>
                 <w:szCs w:val="24"/>
               </w:rPr>
@@ -52,6 +55,7 @@
             <w:r>
               <w:rPr>
                 <w:b/>
+                <w:color w:val="auto"/>
                 <w:sz w:val="24"/>
                 <w:szCs w:val="24"/>
               </w:rPr>
@@ -64,6 +68,7 @@
               <w:jc w:val="center"/>
               <w:rPr>
                 <w:b/>
+                <w:color w:val="auto"/>
                 <w:sz w:val="24"/>
                 <w:szCs w:val="24"/>
               </w:rPr>
@@ -72,6 +77,7 @@
               <w:rPr>
                 <w:b/>
                 <w:noProof/>
+                <w:color w:val="auto"/>
                 <w:sz w:val="24"/>
                 <w:szCs w:val="24"/>
               </w:rPr>
@@ -128,7 +134,7 @@
                 </mc:Choice>
                 <mc:Fallback>
                   <w:pict>
-                    <v:line w14:anchorId="3E66E4A9" id="Straight Connector 1" o:spid="_x0000_s1026" style="position:absolute;z-index:251656192;visibility:visible;mso-wrap-style:square;mso-wrap-distance-left:9pt;mso-wrap-distance-top:0;mso-wrap-distance-right:9pt;mso-wrap-distance-bottom:0;mso-position-horizontal:center;mso-position-horizontal-relative:margin;mso-position-vertical:absolute;mso-position-vertical-relative:text" from="0,14.7pt" to="105.75pt,14.7pt" o:gfxdata="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" strokecolor="black [3040]" strokeweight=".5pt">
+                    <v:line w14:anchorId="1E8025A4" id="Straight Connector 1" o:spid="_x0000_s1026" style="position:absolute;z-index:251656192;visibility:visible;mso-wrap-style:square;mso-wrap-distance-left:9pt;mso-wrap-distance-top:0;mso-wrap-distance-right:9pt;mso-wrap-distance-bottom:0;mso-position-horizontal:center;mso-position-horizontal-relative:margin;mso-position-vertical:absolute;mso-position-vertical-relative:text" from="0,14.7pt" to="105.75pt,14.7pt" o:gfxdata="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" strokecolor="black [3040]" strokeweight=".5pt">
                       <w10:wrap anchorx="margin"/>
                     </v:line>
                   </w:pict>
@@ -138,6 +144,7 @@
             <w:r>
               <w:rPr>
                 <w:b/>
+                <w:color w:val="auto"/>
                 <w:sz w:val="24"/>
                 <w:szCs w:val="24"/>
               </w:rPr>
@@ -157,6 +164,7 @@
                 <w:b/>
                 <w:bCs/>
                 <w:iCs/>
+                <w:color w:val="auto"/>
                 <w:spacing w:val="-12"/>
                 <w:sz w:val="24"/>
                 <w:szCs w:val="24"/>
@@ -167,6 +175,7 @@
                 <w:b/>
                 <w:bCs/>
                 <w:iCs/>
+                <w:color w:val="auto"/>
                 <w:spacing w:val="-12"/>
                 <w:sz w:val="24"/>
                 <w:szCs w:val="24"/>
@@ -182,6 +191,7 @@
                 <w:b/>
                 <w:bCs/>
                 <w:iCs/>
+                <w:color w:val="auto"/>
                 <w:sz w:val="24"/>
                 <w:szCs w:val="24"/>
               </w:rPr>
@@ -192,6 +202,7 @@
                 <w:bCs/>
                 <w:iCs/>
                 <w:noProof/>
+                <w:color w:val="auto"/>
                 <w:sz w:val="24"/>
                 <w:szCs w:val="24"/>
               </w:rPr>
@@ -251,7 +262,7 @@
                 </mc:Choice>
                 <mc:Fallback>
                   <w:pict>
-                    <v:line w14:anchorId="541ED5E3" id="Straight Connector 2" o:spid="_x0000_s1026" style="position:absolute;z-index:251660288;visibility:visible;mso-wrap-style:square;mso-width-percent:0;mso-wrap-distance-left:9pt;mso-wrap-distance-top:0;mso-wrap-distance-right:9pt;mso-wrap-distance-bottom:0;mso-position-horizontal:absolute;mso-position-horizontal-relative:margin;mso-position-vertical:absolute;mso-position-vertical-relative:text;mso-width-percent:0;mso-width-relative:margin" from="41.4pt,14.85pt" to="188.65pt,14.85pt" o:gfxdata="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" strokecolor="black [3040]" strokeweight=".5pt">
+                    <v:line w14:anchorId="56DA6170" id="Straight Connector 2" o:spid="_x0000_s1026" style="position:absolute;z-index:251660288;visibility:visible;mso-wrap-style:square;mso-width-percent:0;mso-wrap-distance-left:9pt;mso-wrap-distance-top:0;mso-wrap-distance-right:9pt;mso-wrap-distance-bottom:0;mso-position-horizontal:absolute;mso-position-horizontal-relative:margin;mso-position-vertical:absolute;mso-position-vertical-relative:text;mso-width-percent:0;mso-width-relative:margin" from="41.4pt,14.85pt" to="188.65pt,14.85pt" o:gfxdata="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" strokecolor="black [3040]" strokeweight=".5pt">
                       <w10:wrap anchorx="margin"/>
                     </v:line>
                   </w:pict>
@@ -263,6 +274,7 @@
                 <w:b/>
                 <w:bCs/>
                 <w:iCs/>
+                <w:color w:val="auto"/>
                 <w:sz w:val="24"/>
                 <w:szCs w:val="24"/>
               </w:rPr>
@@ -283,22 +295,17 @@
             <w:pPr>
               <w:spacing w:after="120"/>
               <w:rPr>
+                <w:color w:val="auto"/>
                 <w:szCs w:val="26"/>
               </w:rPr>
             </w:pPr>
             <w:r>
               <w:rPr>
                 <w:iCs/>
+                <w:color w:val="auto"/>
                 <w:szCs w:val="26"/>
               </w:rPr>
-              <w:t xml:space="preserve">                   </w:t>
-            </w:r>
-            <w:r>
-              <w:rPr>
-                <w:iCs/>
-                <w:szCs w:val="26"/>
-              </w:rPr>
-              <w:t>Số: {so_qd}/QĐ-NPSC</w:t>
+              <w:t xml:space="preserve">                   Số: {so_qd}/QĐ-NPSC</w:t>
             </w:r>
           </w:p>
         </w:tc>
@@ -312,12 +319,14 @@
               <w:jc w:val="center"/>
               <w:rPr>
                 <w:b/>
+                <w:color w:val="auto"/>
                 <w:szCs w:val="26"/>
               </w:rPr>
             </w:pPr>
             <w:r>
               <w:rPr>
                 <w:i/>
+                <w:color w:val="auto"/>
                 <w:szCs w:val="26"/>
               </w:rPr>
               <w:t>Hà Nội, {ngay_ban_hanh_chu}</w:t>
@@ -329,6 +338,9 @@
     <w:p>
       <w:pPr>
         <w:spacing w:before="360" w:after="0"/>
+        <w:rPr>
+          <w:color w:val="auto"/>
+        </w:rPr>
       </w:pPr>
     </w:p>
     <w:p>
@@ -336,13 +348,14 @@
         <w:spacing w:after="240" w:line="288" w:lineRule="auto"/>
         <w:jc w:val="center"/>
         <w:rPr>
+          <w:color w:val="auto"/>
           <w:szCs w:val="26"/>
         </w:rPr>
       </w:pPr>
       <w:r>
         <w:rPr>
           <w:b/>
-          <w:color w:val="0000CC"/>
+          <w:color w:val="auto"/>
           <w:szCs w:val="26"/>
         </w:rPr>
         <w:t>QUYẾT ĐỊNH</w:t>
@@ -350,21 +363,16 @@
       <w:r>
         <w:rPr>
           <w:b/>
-          <w:color w:val="003366"/>
+          <w:color w:val="auto"/>
           <w:szCs w:val="26"/>
         </w:rPr>
         <w:br/>
-      </w:r>
-      <w:r>
-        <w:rPr>
-          <w:b/>
-          <w:szCs w:val="26"/>
-        </w:rPr>
         <w:t>Về việc giao nhiệm vụ cho</w:t>
       </w:r>
       <w:r>
         <w:rPr>
           <w:b/>
+          <w:color w:val="auto"/>
           <w:szCs w:val="26"/>
         </w:rPr>
         <w:t xml:space="preserve"> </w:t>
@@ -372,7 +380,7 @@
       <w:r>
         <w:rPr>
           <w:b/>
-          <w:color w:val="CC0000"/>
+          <w:color w:val="auto"/>
           <w:szCs w:val="26"/>
         </w:rPr>
         <w:t>{ten_xi_nghiep}</w:t>
@@ -380,6 +388,7 @@
       <w:r>
         <w:rPr>
           <w:b/>
+          <w:color w:val="auto"/>
           <w:szCs w:val="26"/>
         </w:rPr>
         <w:br/>
@@ -388,6 +397,7 @@
       <w:r>
         <w:rPr>
           <w:b/>
+          <w:color w:val="auto"/>
           <w:szCs w:val="26"/>
         </w:rPr>
         <w:t>Tư vấn giám sát</w:t>
@@ -395,6 +405,7 @@
       <w:r>
         <w:rPr>
           <w:b/>
+          <w:color w:val="auto"/>
           <w:szCs w:val="26"/>
         </w:rPr>
         <w:t xml:space="preserve"> theo danh mục</w:t>
@@ -402,43 +413,25 @@
       <w:r>
         <w:rPr>
           <w:b/>
+          <w:color w:val="auto"/>
           <w:szCs w:val="26"/>
         </w:rPr>
         <w:br/>
-        <w:t xml:space="preserve">ĐTXD năm </w:t>
-      </w:r>
-      <w:r>
-        <w:rPr>
-          <w:b/>
-          <w:color w:val="EE0000"/>
-          <w:szCs w:val="26"/>
-        </w:rPr>
-        <w:t xml:space="preserve">{nam_ke_hoach} </w:t>
-      </w:r>
-      <w:r>
-        <w:rPr>
-          <w:b/>
-          <w:szCs w:val="26"/>
-        </w:rPr>
-        <w:t xml:space="preserve">- </w:t>
-      </w:r>
-      <w:r>
-        <w:rPr>
-          <w:b/>
-          <w:color w:val="CC0000"/>
-          <w:szCs w:val="26"/>
-        </w:rPr>
-        <w:t>{ten_pc_tinh}</w:t>
+        <w:t>ĐTXD năm {nam_ke_hoach} - {ten_pc_tinh}</w:t>
       </w:r>
     </w:p>
     <w:p>
       <w:pPr>
         <w:spacing w:before="360" w:after="360"/>
         <w:jc w:val="center"/>
+        <w:rPr>
+          <w:color w:val="auto"/>
+        </w:rPr>
       </w:pPr>
       <w:r>
         <w:rPr>
           <w:b/>
+          <w:color w:val="auto"/>
         </w:rPr>
         <w:t>GIÁM ĐỐC CÔNG TY DỊCH VỤ ĐIỆN LỰC MIỀN BẮC</w:t>
       </w:r>
@@ -448,10 +441,14 @@
         <w:spacing w:after="80"/>
         <w:ind w:firstLine="720"/>
         <w:jc w:val="both"/>
+        <w:rPr>
+          <w:color w:val="auto"/>
+        </w:rPr>
       </w:pPr>
       <w:r>
         <w:rPr>
           <w:i/>
+          <w:color w:val="auto"/>
         </w:rPr>
         <w:t>Căn cứ Quyết định 3919/QĐ-EVNNPC ngày 17/12/2018 của Tổng công ty Điện lực miền Bắc về việc: Đổi tên Công ty Lưới điện cao thế miền Bắc thành Công ty Dịch vụ Điện lực miền Bắc;</w:t>
       </w:r>
@@ -461,51 +458,16 @@
         <w:spacing w:after="80"/>
         <w:ind w:firstLine="720"/>
         <w:jc w:val="both"/>
+        <w:rPr>
+          <w:color w:val="auto"/>
+        </w:rPr>
       </w:pPr>
       <w:r>
         <w:rPr>
           <w:i/>
+          <w:color w:val="auto"/>
         </w:rPr>
-        <w:t xml:space="preserve">Căn cứ Quyết định số </w:t>
-      </w:r>
-      <w:r>
-        <w:rPr>
-          <w:i/>
-          <w:color w:val="CC0000"/>
-        </w:rPr>
-        <w:t>{so_qd_thanh_lap_xn}</w:t>
-      </w:r>
-      <w:r>
-        <w:rPr>
-          <w:i/>
-        </w:rPr>
-        <w:t xml:space="preserve"> ngày </w:t>
-      </w:r>
-      <w:r>
-        <w:rPr>
-          <w:i/>
-          <w:color w:val="CC0000"/>
-        </w:rPr>
-        <w:t>{ngay_qd_thanh_lap_xn}</w:t>
-      </w:r>
-      <w:r>
-        <w:rPr>
-          <w:i/>
-        </w:rPr>
-        <w:t xml:space="preserve"> của Tổng công ty Điện lực miền Bắc về việc thành lập </w:t>
-      </w:r>
-      <w:r>
-        <w:rPr>
-          <w:i/>
-          <w:color w:val="CC0000"/>
-        </w:rPr>
-        <w:t>{ten_xi_nghiep}</w:t>
-      </w:r>
-      <w:r>
-        <w:rPr>
-          <w:i/>
-        </w:rPr>
-        <w:t xml:space="preserve"> trực thuộc Công ty Dịch vụ Điện lực miền Bắc;</w:t>
+        <w:t>Căn cứ Quyết định số {so_qd_thanh_lap_xn} ngày {ngay_qd_thanh_lap_xn} của Tổng công ty Điện lực miền Bắc về việc thành lập {ten_xi_nghiep} trực thuộc Công ty Dịch vụ Điện lực miền Bắc;</w:t>
       </w:r>
     </w:p>
     <w:p>
@@ -513,10 +475,14 @@
         <w:spacing w:after="80"/>
         <w:ind w:firstLine="720"/>
         <w:jc w:val="both"/>
+        <w:rPr>
+          <w:color w:val="auto"/>
+        </w:rPr>
       </w:pPr>
       <w:r>
         <w:rPr>
           <w:i/>
+          <w:color w:val="auto"/>
         </w:rPr>
         <w:t>Căn cứ Quy trình cấp chi phí nội bộ trong Công ty Dịch vụ Điện lực miền Bắc ban hành kèm theo Quyết định số 1299/QĐ-NPSC ngày 28/7/2022;</w:t>
       </w:r>
@@ -526,51 +492,16 @@
         <w:spacing w:after="80"/>
         <w:ind w:firstLine="720"/>
         <w:jc w:val="both"/>
+        <w:rPr>
+          <w:color w:val="auto"/>
+        </w:rPr>
       </w:pPr>
       <w:r>
         <w:rPr>
           <w:i/>
+          <w:color w:val="auto"/>
         </w:rPr>
-        <w:t xml:space="preserve">Căn cứ Quyết định số </w:t>
-      </w:r>
-      <w:r>
-        <w:rPr>
-          <w:i/>
-          <w:color w:val="CC0000"/>
-        </w:rPr>
-        <w:t>{so_qd_tam_giao_khv}</w:t>
-      </w:r>
-      <w:r>
-        <w:rPr>
-          <w:i/>
-        </w:rPr>
-        <w:t xml:space="preserve"> ngày </w:t>
-      </w:r>
-      <w:r>
-        <w:rPr>
-          <w:i/>
-          <w:color w:val="CC0000"/>
-        </w:rPr>
-        <w:t>{ngay_qd_tam_giao_khv}</w:t>
-      </w:r>
-      <w:r>
-        <w:rPr>
-          <w:i/>
-        </w:rPr>
-        <w:t xml:space="preserve"> về việc duyệt danh mục và tạm giao kế hoạch vốn công trình ĐTXD năm {nam_ke_hoach} cho </w:t>
-      </w:r>
-      <w:r>
-        <w:rPr>
-          <w:i/>
-          <w:color w:val="CC0000"/>
-        </w:rPr>
-        <w:t>{ten_pc_tinh}</w:t>
-      </w:r>
-      <w:r>
-        <w:rPr>
-          <w:i/>
-        </w:rPr>
-        <w:t>;</w:t>
+        <w:t>Căn cứ Quyết định số {so_qd_tam_giao_khv} ngày {ngay_qd_tam_giao_khv} về việc duyệt danh mục và tạm giao kế hoạch vốn công trình ĐTXD năm {nam_ke_hoach} cho {ten_pc_tinh};</w:t>
       </w:r>
     </w:p>
     <w:p>
@@ -578,10 +509,14 @@
         <w:spacing w:after="80"/>
         <w:ind w:firstLine="720"/>
         <w:jc w:val="both"/>
+        <w:rPr>
+          <w:color w:val="auto"/>
+        </w:rPr>
       </w:pPr>
       <w:r>
         <w:rPr>
           <w:i/>
+          <w:color w:val="auto"/>
         </w:rPr>
         <w:t>Căn cứ chức năng, nhiệm vụ các đơn vị trực thuộc Công ty Dịch vụ Điện lực miền Bắc;</w:t>
       </w:r>
@@ -591,10 +526,14 @@
         <w:spacing w:after="240"/>
         <w:ind w:firstLine="720"/>
         <w:jc w:val="both"/>
+        <w:rPr>
+          <w:color w:val="auto"/>
+        </w:rPr>
       </w:pPr>
       <w:r>
         <w:rPr>
           <w:i/>
+          <w:color w:val="auto"/>
         </w:rPr>
         <w:t>Theo đề nghị của Trưởng phòng Kinh doanh.</w:t>
       </w:r>
@@ -603,96 +542,81 @@
       <w:pPr>
         <w:spacing w:before="240" w:after="240"/>
         <w:jc w:val="center"/>
+        <w:rPr>
+          <w:color w:val="auto"/>
+        </w:rPr>
       </w:pPr>
       <w:r>
         <w:rPr>
           <w:b/>
+          <w:color w:val="auto"/>
         </w:rPr>
         <w:t>QUYẾT ĐỊNH:</w:t>
       </w:r>
     </w:p>
     <w:p>
       <w:pPr>
-        <w:spacing w:after="120"/>
+        <w:spacing w:after="120" w:line="312" w:lineRule="auto"/>
+        <w:ind w:firstLine="720"/>
         <w:jc w:val="both"/>
+        <w:rPr>
+          <w:color w:val="auto"/>
+        </w:rPr>
       </w:pPr>
       <w:r>
         <w:rPr>
           <w:b/>
+          <w:color w:val="auto"/>
         </w:rPr>
         <w:t xml:space="preserve">Điều 1. </w:t>
       </w:r>
       <w:r>
         <w:rPr>
           <w:bCs/>
+          <w:color w:val="auto"/>
         </w:rPr>
         <w:t xml:space="preserve">Giao nhiệm vụ </w:t>
       </w:r>
       <w:r>
+        <w:rPr>
+          <w:color w:val="auto"/>
+        </w:rPr>
         <w:t xml:space="preserve">cho </w:t>
-      </w:r>
-      <w:r>
-        <w:rPr>
-          <w:bCs/>
-          <w:color w:val="CC0000"/>
-        </w:rPr>
-        <w:t>{ten_xi_nghiep}</w:t>
-      </w:r>
-      <w:r>
-        <w:rPr>
-          <w:bCs/>
-        </w:rPr>
-        <w:t xml:space="preserve"> để triển khai thực hiện gói thầu </w:t>
       </w:r>
       <w:r>
         <w:rPr>
           <w:bCs/>
           <w:color w:val="auto"/>
         </w:rPr>
-        <w:t>Tư vấn giám sát</w:t>
+        <w:t xml:space="preserve">{ten_xi_nghiep} để triển khai thực hiện gói thầu </w:t>
       </w:r>
       <w:r>
         <w:rPr>
           <w:bCs/>
-          <w:color w:val="CC0000"/>
+          <w:color w:val="auto"/>
         </w:rPr>
-        <w:t xml:space="preserve"> </w:t>
+        <w:t xml:space="preserve">Tư vấn giám sát </w:t>
       </w:r>
       <w:r>
         <w:rPr>
           <w:bCs/>
+          <w:color w:val="auto"/>
         </w:rPr>
-        <w:t xml:space="preserve">đối với các công trình theo kế hoạch ĐTXD năm </w:t>
-      </w:r>
-      <w:r>
-        <w:rPr>
-          <w:bCs/>
-          <w:color w:val="EE0000"/>
-        </w:rPr>
-        <w:t xml:space="preserve">{nam_ke_hoach} </w:t>
-      </w:r>
-      <w:r>
-        <w:rPr>
-          <w:bCs/>
-        </w:rPr>
-        <w:t xml:space="preserve">của </w:t>
-      </w:r>
-      <w:r>
-        <w:rPr>
-          <w:bCs/>
-          <w:color w:val="CC0000"/>
-        </w:rPr>
-        <w:t>{ten_pc_tinh}</w:t>
+        <w:t>đối với các công trình theo kế hoạch ĐTXD năm {nam_ke_hoach} của {ten_pc_tinh}</w:t>
       </w:r>
     </w:p>
     <w:p>
       <w:pPr>
-        <w:spacing w:after="0"/>
+        <w:spacing w:after="0" w:line="312" w:lineRule="auto"/>
         <w:jc w:val="center"/>
+        <w:rPr>
+          <w:color w:val="auto"/>
+        </w:rPr>
       </w:pPr>
       <w:r>
         <w:rPr>
           <w:i/>
+          <w:color w:val="auto"/>
           <w:sz w:val="24"/>
         </w:rPr>
         <w:t>(Chi tiết tại Phụ lục đính kèm theo Quyết định này)</w:t>
@@ -700,161 +624,235 @@
     </w:p>
     <w:p>
       <w:pPr>
-        <w:spacing w:after="120"/>
+        <w:spacing w:after="0" w:line="312" w:lineRule="auto"/>
+        <w:ind w:firstLine="720"/>
         <w:jc w:val="both"/>
+        <w:rPr>
+          <w:color w:val="auto"/>
+        </w:rPr>
       </w:pPr>
       <w:r>
         <w:rPr>
           <w:b/>
+          <w:color w:val="auto"/>
         </w:rPr>
-        <w:t>Điều 2. Nhiệm vụ, thời gian thực hiện và chế độ được hưởng:</w:t>
+        <w:t xml:space="preserve">Điều 2. </w:t>
+      </w:r>
+      <w:r>
+        <w:rPr>
+          <w:bCs/>
+          <w:color w:val="auto"/>
+        </w:rPr>
+        <w:t>Nhiệm vụ, thời gian thực hiện và chế độ được hưởng:</w:t>
       </w:r>
     </w:p>
     <w:p>
       <w:pPr>
-        <w:spacing w:after="80"/>
+        <w:spacing w:after="0" w:line="312" w:lineRule="auto"/>
+        <w:ind w:firstLine="720"/>
         <w:jc w:val="both"/>
+        <w:rPr>
+          <w:color w:val="auto"/>
+        </w:rPr>
       </w:pPr>
       <w:r>
-        <w:t xml:space="preserve">- Yêu cầu </w:t>
-      </w:r>
-      <w:r>
         <w:rPr>
-          <w:color w:val="CC0000"/>
+          <w:color w:val="auto"/>
         </w:rPr>
-        <w:t>{ten_xi_nghiep}</w:t>
-      </w:r>
-      <w:r>
-        <w:t xml:space="preserve"> chủ động phối hợp với </w:t>
-      </w:r>
-      <w:r>
-        <w:rPr>
-          <w:color w:val="CC0000"/>
-        </w:rPr>
-        <w:t>{ten_pc_tinh}</w:t>
-      </w:r>
-      <w:r>
-        <w:t xml:space="preserve"> thống nhất tiến độ triển khai gói thầu; khẩn trương lập bảng tiến độ chi tiết và có văn bản cam kết thực hiện đúng tiến độ yêu cầu gửi về Công ty trong thời hạn chậm nhất </w:t>
+        <w:t xml:space="preserve">- Yêu cầu {ten_xi_nghiep} chủ động phối hợp với {ten_pc_tinh} thống nhất tiến độ triển khai gói thầu; khẩn trương lập bảng tiến độ chi tiết và có văn bản cam kết thực hiện đúng tiến độ yêu cầu gửi về Công ty trong thời hạn chậm nhất </w:t>
       </w:r>
       <w:r>
         <w:rPr>
           <w:bCs/>
-          <w:color w:val="EE0000"/>
+          <w:color w:val="auto"/>
         </w:rPr>
-        <w:t xml:space="preserve">05 </w:t>
+        <w:t xml:space="preserve">05 ngày làm </w:t>
       </w:r>
       <w:r>
         <w:rPr>
           <w:bCs/>
+          <w:color w:val="auto"/>
         </w:rPr>
-        <w:t>ngày làm việc</w:t>
+        <w:lastRenderedPageBreak/>
+        <w:t>việc</w:t>
       </w:r>
       <w:r>
+        <w:rPr>
+          <w:color w:val="auto"/>
+        </w:rPr>
         <w:t xml:space="preserve"> kể từ ngày Quyết định này được ban hành để làm cơ sở theo dõi, giám sát và triển khai các công việc tiếp theo.</w:t>
       </w:r>
     </w:p>
     <w:p>
       <w:pPr>
-        <w:spacing w:after="80"/>
+        <w:spacing w:after="0" w:line="312" w:lineRule="auto"/>
+        <w:ind w:firstLine="720"/>
         <w:jc w:val="both"/>
+        <w:rPr>
+          <w:color w:val="auto"/>
+        </w:rPr>
       </w:pPr>
       <w:r>
-        <w:lastRenderedPageBreak/>
-        <w:t xml:space="preserve">- Khẩn trương làm việc với </w:t>
-      </w:r>
-      <w:r>
         <w:rPr>
-          <w:color w:val="CC0000"/>
+          <w:color w:val="auto"/>
         </w:rPr>
-        <w:t>{ten_pc_tinh}</w:t>
-      </w:r>
-      <w:r>
-        <w:t xml:space="preserve"> để thực hiện các thủ tục thương thảo, ký kết hợp đồng; tổ chức thực hiện công tác khảo sát hiện trường, lập hồ sơ Thiết kế đảm bảo chất lượng và đúng tiến độ yêu cầu; tuân thủ các quy định hiện hành của pháp luật, quy định của Tập đoàn Điện lực Việt Nam (EVN) và Tổng công ty Điện lực miền Bắc (EVNNPC).</w:t>
+        <w:t>- Khẩn trương làm việc với {ten_pc_tinh} để thực hiện các thủ tục thương thảo, ký kết hợp đồng; tổ chức thực hiện công tác khảo sát hiện trường, lập hồ sơ Thiết kế đảm bảo chất lượng và đúng tiến độ yêu cầu; tuân thủ các quy định hiện hành của pháp luật, quy định của Tập đoàn Điện lực Việt Nam (EVN) và Tổng công ty Điện lực miền Bắc (EVNNPC).</w:t>
       </w:r>
     </w:p>
     <w:p>
       <w:pPr>
-        <w:spacing w:after="80"/>
+        <w:spacing w:after="0" w:line="312" w:lineRule="auto"/>
+        <w:ind w:firstLine="720"/>
         <w:jc w:val="both"/>
+        <w:rPr>
+          <w:color w:val="auto"/>
+        </w:rPr>
       </w:pPr>
       <w:r>
+        <w:rPr>
+          <w:color w:val="auto"/>
+        </w:rPr>
         <w:t>- Thời gian thực hiện:</w:t>
       </w:r>
       <w:r>
         <w:rPr>
           <w:b/>
+          <w:color w:val="auto"/>
         </w:rPr>
         <w:t xml:space="preserve"> </w:t>
       </w:r>
       <w:r>
-        <w:t xml:space="preserve">Hoàn thành toàn bộ công việc theo đúng các mốc thời gian quy định tại các điều khoản của Hợp đồng được ký kết, các yêu cầu bổ sung khác của </w:t>
-      </w:r>
-      <w:r>
         <w:rPr>
-          <w:color w:val="CC0000"/>
+          <w:color w:val="auto"/>
         </w:rPr>
-        <w:t>{ten_pc_tinh}</w:t>
-      </w:r>
-      <w:r>
-        <w:t xml:space="preserve"> và Tổng công ty Điện lực miền Bắc (nếu có).</w:t>
+        <w:t>Hoàn thành toàn bộ công việc theo đúng các mốc thời gian quy định tại các điều khoản của Hợp đồng được ký kết, các yêu cầu bổ sung khác của {ten_pc_tinh} và Tổng công ty Điện lực miền Bắc (nếu có).</w:t>
       </w:r>
     </w:p>
     <w:p>
       <w:pPr>
-        <w:spacing w:after="240"/>
+        <w:spacing w:after="0" w:line="312" w:lineRule="auto"/>
+        <w:ind w:firstLine="720"/>
         <w:jc w:val="both"/>
+        <w:rPr>
+          <w:color w:val="auto"/>
+        </w:rPr>
       </w:pPr>
       <w:r>
+        <w:rPr>
+          <w:color w:val="auto"/>
+        </w:rPr>
         <w:t>- Chế độ tài chính và chi phí:</w:t>
       </w:r>
       <w:r>
         <w:rPr>
           <w:b/>
+          <w:color w:val="auto"/>
         </w:rPr>
         <w:t xml:space="preserve"> </w:t>
       </w:r>
       <w:r>
+        <w:rPr>
+          <w:color w:val="auto"/>
+        </w:rPr>
         <w:t>Căn cứ vào giá trị Hợp đồng chính thức được ký kết giữa hai bên, Xí nghiệp thực hiện hạch toán chi phí nội bộ và phân phối tiền lương được hưởng theo đúng quy định tại Quy chế quản lý tài chính và phân phối tiền lương hiện hành của Công ty Dịch vụ Điện lực miền Bắc.</w:t>
       </w:r>
     </w:p>
     <w:p>
       <w:pPr>
-        <w:spacing w:after="480"/>
+        <w:spacing w:after="480" w:line="312" w:lineRule="auto"/>
+        <w:ind w:firstLine="720"/>
         <w:jc w:val="both"/>
+        <w:rPr>
+          <w:color w:val="auto"/>
+        </w:rPr>
       </w:pPr>
       <w:r>
         <w:rPr>
           <w:b/>
+          <w:color w:val="auto"/>
         </w:rPr>
         <w:t xml:space="preserve">Điều 3. </w:t>
       </w:r>
       <w:r>
-        <w:t>Các Ông: Trưởng các Phòng chức năng Công ty có liên quan (Kinh doanh, Tài chính - Kế toán, Kỹ thuật - An toàn), {</w:t>
-      </w:r>
-      <w:r>
         <w:rPr>
-          <w:color w:val="0000CC"/>
+          <w:color w:val="auto"/>
         </w:rPr>
-        <w:t>danh_xung_gd_xn</w:t>
-      </w:r>
-      <w:r>
-        <w:t xml:space="preserve">} Giám đốc </w:t>
+        <w:t xml:space="preserve">{danh_xung_gd_xn} Giám đốc </w:t>
       </w:r>
       <w:r>
         <w:rPr>
           <w:bCs/>
-          <w:color w:val="CC0000"/>
+          <w:color w:val="auto"/>
         </w:rPr>
-        <w:t>{ten_xi_nghiep}</w:t>
+        <w:t xml:space="preserve">{ten_xi_nghiep} </w:t>
       </w:r>
       <w:r>
         <w:rPr>
           <w:bCs/>
+          <w:color w:val="auto"/>
         </w:rPr>
-        <w:t xml:space="preserve"> căn</w:t>
+        <w:t xml:space="preserve">và </w:t>
       </w:r>
       <w:r>
-        <w:t xml:space="preserve"> cứ Quyết định thi hành./.</w:t>
+        <w:rPr>
+          <w:color w:val="auto"/>
+        </w:rPr>
+        <w:t>các</w:t>
+      </w:r>
+      <w:r>
+        <w:rPr>
+          <w:color w:val="auto"/>
+        </w:rPr>
+        <w:t xml:space="preserve"> </w:t>
+      </w:r>
+      <w:r>
+        <w:rPr>
+          <w:color w:val="auto"/>
+        </w:rPr>
+        <w:t>ông</w:t>
+      </w:r>
+      <w:r>
+        <w:rPr>
+          <w:color w:val="auto"/>
+        </w:rPr>
+        <w:t xml:space="preserve"> Trưởng các Phòng chức năng </w:t>
+      </w:r>
+      <w:r>
+        <w:rPr>
+          <w:color w:val="auto"/>
+        </w:rPr>
+        <w:t xml:space="preserve">của </w:t>
+      </w:r>
+      <w:r>
+        <w:rPr>
+          <w:color w:val="auto"/>
+        </w:rPr>
+        <w:t xml:space="preserve">Công ty có liên quan </w:t>
+      </w:r>
+      <w:r>
+        <w:rPr>
+          <w:bCs/>
+          <w:color w:val="auto"/>
+        </w:rPr>
+        <w:t>căn</w:t>
+      </w:r>
+      <w:r>
+        <w:rPr>
+          <w:color w:val="auto"/>
+        </w:rPr>
+        <w:t xml:space="preserve"> cứ </w:t>
+      </w:r>
+      <w:r>
+        <w:rPr>
+          <w:color w:val="auto"/>
+        </w:rPr>
+        <w:t>q</w:t>
+      </w:r>
+      <w:r>
+        <w:rPr>
+          <w:color w:val="auto"/>
+        </w:rPr>
+        <w:t>uyết định thi hành./.</w:t>
       </w:r>
     </w:p>
     <w:tbl>
@@ -879,6 +877,7 @@
             <w:pPr>
               <w:spacing w:after="80"/>
               <w:rPr>
+                <w:color w:val="auto"/>
                 <w:sz w:val="24"/>
                 <w:szCs w:val="24"/>
               </w:rPr>
@@ -887,6 +886,7 @@
               <w:rPr>
                 <w:b/>
                 <w:i/>
+                <w:color w:val="auto"/>
                 <w:sz w:val="24"/>
                 <w:szCs w:val="24"/>
               </w:rPr>
@@ -896,10 +896,13 @@
           <w:p>
             <w:pPr>
               <w:spacing w:after="40" w:line="252" w:lineRule="auto"/>
-              <w:ind w:left="144"/>
+              <w:rPr>
+                <w:color w:val="auto"/>
+              </w:rPr>
             </w:pPr>
             <w:r>
               <w:rPr>
+                <w:color w:val="auto"/>
                 <w:sz w:val="22"/>
               </w:rPr>
               <w:t>- Như Điều 3;</w:t>
@@ -908,10 +911,13 @@
           <w:p>
             <w:pPr>
               <w:spacing w:after="40" w:line="252" w:lineRule="auto"/>
-              <w:ind w:left="144"/>
+              <w:rPr>
+                <w:color w:val="auto"/>
+              </w:rPr>
             </w:pPr>
             <w:r>
               <w:rPr>
+                <w:color w:val="auto"/>
                 <w:sz w:val="22"/>
               </w:rPr>
               <w:t>- Ban Giám đốc Công ty (để c/đ);</w:t>
@@ -920,22 +926,27 @@
           <w:p>
             <w:pPr>
               <w:spacing w:after="40" w:line="252" w:lineRule="auto"/>
-              <w:ind w:left="144"/>
+              <w:rPr>
+                <w:color w:val="auto"/>
+              </w:rPr>
             </w:pPr>
             <w:r>
               <w:rPr>
+                <w:color w:val="auto"/>
                 <w:sz w:val="22"/>
               </w:rPr>
               <w:t>- Các phòng: KD, TCKT, KT</w:t>
             </w:r>
             <w:r>
               <w:rPr>
+                <w:color w:val="auto"/>
                 <w:sz w:val="22"/>
               </w:rPr>
               <w:t>-</w:t>
             </w:r>
             <w:r>
               <w:rPr>
+                <w:color w:val="auto"/>
                 <w:sz w:val="22"/>
               </w:rPr>
               <w:t>AT;</w:t>
@@ -944,10 +955,13 @@
           <w:p>
             <w:pPr>
               <w:spacing w:after="40" w:line="252" w:lineRule="auto"/>
-              <w:ind w:left="144"/>
+              <w:rPr>
+                <w:color w:val="auto"/>
+              </w:rPr>
             </w:pPr>
             <w:r>
               <w:rPr>
+                <w:color w:val="auto"/>
                 <w:sz w:val="22"/>
               </w:rPr>
               <w:t>- {ten_xi_nghiep};</w:t>
@@ -956,10 +970,13 @@
           <w:p>
             <w:pPr>
               <w:spacing w:after="40" w:line="252" w:lineRule="auto"/>
-              <w:ind w:left="144"/>
+              <w:rPr>
+                <w:color w:val="auto"/>
+              </w:rPr>
             </w:pPr>
             <w:r>
               <w:rPr>
+                <w:color w:val="auto"/>
                 <w:sz w:val="22"/>
               </w:rPr>
               <w:t>- Lưu: VT, KD.</w:t>
@@ -975,12 +992,14 @@
               <w:spacing w:after="0"/>
               <w:jc w:val="center"/>
               <w:rPr>
+                <w:color w:val="auto"/>
                 <w:szCs w:val="26"/>
               </w:rPr>
             </w:pPr>
             <w:r>
               <w:rPr>
                 <w:b/>
+                <w:color w:val="auto"/>
                 <w:szCs w:val="26"/>
               </w:rPr>
               <w:t>GIÁM ĐỐC</w:t>
@@ -988,6 +1007,7 @@
             <w:r>
               <w:rPr>
                 <w:b/>
+                <w:color w:val="auto"/>
                 <w:szCs w:val="26"/>
               </w:rPr>
               <w:br/>
@@ -998,6 +1018,7 @@
               <w:spacing w:after="0"/>
               <w:jc w:val="center"/>
               <w:rPr>
+                <w:color w:val="auto"/>
                 <w:szCs w:val="26"/>
               </w:rPr>
             </w:pPr>
@@ -1007,6 +1028,7 @@
               <w:spacing w:after="0"/>
               <w:jc w:val="center"/>
               <w:rPr>
+                <w:color w:val="auto"/>
                 <w:szCs w:val="26"/>
               </w:rPr>
             </w:pPr>
@@ -1016,6 +1038,7 @@
               <w:spacing w:after="0"/>
               <w:jc w:val="center"/>
               <w:rPr>
+                <w:color w:val="auto"/>
                 <w:szCs w:val="26"/>
               </w:rPr>
             </w:pPr>
@@ -1025,6 +1048,7 @@
               <w:spacing w:after="0"/>
               <w:jc w:val="center"/>
               <w:rPr>
+                <w:color w:val="auto"/>
                 <w:szCs w:val="26"/>
               </w:rPr>
             </w:pPr>
@@ -1035,6 +1059,7 @@
               <w:jc w:val="center"/>
               <w:rPr>
                 <w:b/>
+                <w:color w:val="auto"/>
                 <w:szCs w:val="26"/>
               </w:rPr>
             </w:pPr>
@@ -1045,6 +1070,7 @@
               <w:jc w:val="center"/>
               <w:rPr>
                 <w:b/>
+                <w:color w:val="auto"/>
                 <w:szCs w:val="26"/>
               </w:rPr>
             </w:pPr>
@@ -1053,10 +1079,14 @@
             <w:pPr>
               <w:spacing w:after="0"/>
               <w:jc w:val="center"/>
+              <w:rPr>
+                <w:color w:val="auto"/>
+              </w:rPr>
             </w:pPr>
             <w:r>
               <w:rPr>
                 <w:b/>
+                <w:color w:val="auto"/>
                 <w:szCs w:val="26"/>
               </w:rPr>
               <w:t>Nguyễn Quang Quân</w:t>
@@ -1067,6 +1097,9 @@
     </w:tbl>
     <w:p>
       <w:pPr>
+        <w:rPr>
+          <w:color w:val="auto"/>
+        </w:rPr>
         <w:sectPr>
           <w:pgSz w:w="11909" w:h="16834" w:orient="landscape"/>
           <w:pgMar w:top="1134" w:right="1134" w:bottom="1134" w:left="1701" w:header="720" w:footer="720" w:gutter="0"/>
@@ -1135,10 +1168,14 @@
       <w:pPr>
         <w:spacing w:before="240" w:after="120"/>
         <w:jc w:val="right"/>
+        <w:rPr>
+          <w:color w:val="auto"/>
+        </w:rPr>
       </w:pPr>
       <w:r>
         <w:rPr>
           <w:i/>
+          <w:color w:val="auto"/>
           <w:sz w:val="22"/>
         </w:rPr>
         <w:t>Đơn vị tính: đồng</w:t>
@@ -1361,12 +1398,14 @@
             <w:pPr>
               <w:jc w:val="center"/>
               <w:rPr>
+                <w:color w:val="auto"/>
                 <w:sz w:val="22"/>
               </w:rPr>
             </w:pPr>
             <w:r>
               <w:rPr>
                 <w:b/>
+                <w:color w:val="auto"/>
                 <w:sz w:val="22"/>
               </w:rPr>
               <w:t>TỔNG CỘNG</w:t>
@@ -1388,13 +1427,14 @@
             <w:pPr>
               <w:jc w:val="right"/>
               <w:rPr>
+                <w:color w:val="auto"/>
                 <w:sz w:val="22"/>
               </w:rPr>
             </w:pPr>
             <w:r>
               <w:rPr>
                 <w:b/>
-                <w:color w:val="CC0000"/>
+                <w:color w:val="auto"/>
                 <w:sz w:val="22"/>
               </w:rPr>
               <w:t>{tong_tmdt}</w:t>
@@ -1416,13 +1456,14 @@
             <w:pPr>
               <w:jc w:val="right"/>
               <w:rPr>
+                <w:color w:val="auto"/>
                 <w:sz w:val="22"/>
               </w:rPr>
             </w:pPr>
             <w:r>
               <w:rPr>
                 <w:b/>
-                <w:color w:val="CC0000"/>
+                <w:color w:val="auto"/>
                 <w:sz w:val="22"/>
               </w:rPr>
               <w:t>{tong_gia_tri_hd}</w:t>
@@ -1444,12 +1485,14 @@
             <w:pPr>
               <w:jc w:val="center"/>
               <w:rPr>
+                <w:color w:val="auto"/>
                 <w:sz w:val="22"/>
               </w:rPr>
             </w:pPr>
             <w:r>
               <w:rPr>
                 <w:b/>
+                <w:color w:val="auto"/>
                 <w:sz w:val="22"/>
               </w:rPr>
               <w:t>-</w:t>
@@ -1477,11 +1520,13 @@
               <w:spacing w:after="40" w:line="276" w:lineRule="auto"/>
               <w:jc w:val="center"/>
               <w:rPr>
+                <w:color w:val="auto"/>
                 <w:sz w:val="22"/>
               </w:rPr>
             </w:pPr>
             <w:r>
               <w:rPr>
+                <w:color w:val="auto"/>
                 <w:sz w:val="22"/>
               </w:rPr>
               <w:t>{#cong_trinh}{stt}</w:t>
@@ -1504,13 +1549,14 @@
               <w:spacing w:after="40" w:line="276" w:lineRule="auto"/>
               <w:rPr>
                 <w:iCs/>
+                <w:color w:val="auto"/>
                 <w:sz w:val="22"/>
               </w:rPr>
             </w:pPr>
             <w:r>
               <w:rPr>
                 <w:iCs/>
-                <w:color w:val="CC0000"/>
+                <w:color w:val="auto"/>
                 <w:sz w:val="22"/>
               </w:rPr>
               <w:t>{ct_ten}</w:t>
@@ -1518,7 +1564,7 @@
             <w:r>
               <w:rPr>
                 <w:iCs/>
-                <w:color w:val="CC0000"/>
+                <w:color w:val="auto"/>
                 <w:sz w:val="22"/>
               </w:rPr>
               <w:br/>
@@ -1542,13 +1588,14 @@
               <w:jc w:val="both"/>
               <w:rPr>
                 <w:iCs/>
+                <w:color w:val="auto"/>
                 <w:sz w:val="22"/>
               </w:rPr>
             </w:pPr>
             <w:r>
               <w:rPr>
                 <w:iCs/>
-                <w:color w:val="CC0000"/>
+                <w:color w:val="auto"/>
                 <w:sz w:val="22"/>
               </w:rPr>
               <w:t>{ct_quy_mo}</w:t>
@@ -1572,13 +1619,14 @@
               <w:jc w:val="right"/>
               <w:rPr>
                 <w:iCs/>
+                <w:color w:val="auto"/>
                 <w:sz w:val="22"/>
               </w:rPr>
             </w:pPr>
             <w:r>
               <w:rPr>
                 <w:iCs/>
-                <w:color w:val="CC0000"/>
+                <w:color w:val="auto"/>
                 <w:sz w:val="22"/>
               </w:rPr>
               <w:t>{ct_tmdt}</w:t>
@@ -1602,13 +1650,14 @@
               <w:jc w:val="right"/>
               <w:rPr>
                 <w:iCs/>
+                <w:color w:val="auto"/>
                 <w:sz w:val="22"/>
               </w:rPr>
             </w:pPr>
             <w:r>
               <w:rPr>
                 <w:iCs/>
-                <w:color w:val="CC0000"/>
+                <w:color w:val="auto"/>
                 <w:sz w:val="22"/>
               </w:rPr>
               <w:t>{ct_gia_tri_hd}</w:t>
@@ -1632,13 +1681,14 @@
               <w:jc w:val="center"/>
               <w:rPr>
                 <w:iCs/>
+                <w:color w:val="auto"/>
                 <w:sz w:val="22"/>
               </w:rPr>
             </w:pPr>
             <w:r>
               <w:rPr>
                 <w:iCs/>
-                <w:color w:val="CC0000"/>
+                <w:color w:val="auto"/>
                 <w:sz w:val="22"/>
               </w:rPr>
               <w:t>{ct_tien_do}{/cong_trinh}</w:t>
@@ -1652,6 +1702,9 @@
         <w:spacing w:after="40"/>
         <w:ind w:left="288"/>
         <w:jc w:val="both"/>
+        <w:rPr>
+          <w:color w:val="auto"/>
+        </w:rPr>
       </w:pPr>
     </w:p>
     <w:sectPr>

--- a/public/templates/qd-giao-nhiem-vu-tvgs.docx
+++ b/public/templates/qd-giao-nhiem-vu-tvgs.docx
@@ -134,7 +134,7 @@
                 </mc:Choice>
                 <mc:Fallback>
                   <w:pict>
-                    <v:line w14:anchorId="1E8025A4" id="Straight Connector 1" o:spid="_x0000_s1026" style="position:absolute;z-index:251656192;visibility:visible;mso-wrap-style:square;mso-wrap-distance-left:9pt;mso-wrap-distance-top:0;mso-wrap-distance-right:9pt;mso-wrap-distance-bottom:0;mso-position-horizontal:center;mso-position-horizontal-relative:margin;mso-position-vertical:absolute;mso-position-vertical-relative:text" from="0,14.7pt" to="105.75pt,14.7pt" o:gfxdata="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" strokecolor="black [3040]" strokeweight=".5pt">
+                    <v:line w14:anchorId="024B4393" id="Straight Connector 1" o:spid="_x0000_s1026" style="position:absolute;z-index:251656192;visibility:visible;mso-wrap-style:square;mso-wrap-distance-left:9pt;mso-wrap-distance-top:0;mso-wrap-distance-right:9pt;mso-wrap-distance-bottom:0;mso-position-horizontal:center;mso-position-horizontal-relative:margin;mso-position-vertical:absolute;mso-position-vertical-relative:text" from="0,14.7pt" to="105.75pt,14.7pt" o:gfxdata="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" strokecolor="black [3040]" strokeweight=".5pt">
                       <w10:wrap anchorx="margin"/>
                     </v:line>
                   </w:pict>
@@ -262,7 +262,7 @@
                 </mc:Choice>
                 <mc:Fallback>
                   <w:pict>
-                    <v:line w14:anchorId="56DA6170" id="Straight Connector 2" o:spid="_x0000_s1026" style="position:absolute;z-index:251660288;visibility:visible;mso-wrap-style:square;mso-width-percent:0;mso-wrap-distance-left:9pt;mso-wrap-distance-top:0;mso-wrap-distance-right:9pt;mso-wrap-distance-bottom:0;mso-position-horizontal:absolute;mso-position-horizontal-relative:margin;mso-position-vertical:absolute;mso-position-vertical-relative:text;mso-width-percent:0;mso-width-relative:margin" from="41.4pt,14.85pt" to="188.65pt,14.85pt" o:gfxdata="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" strokecolor="black [3040]" strokeweight=".5pt">
+                    <v:line w14:anchorId="3C1C99B1" id="Straight Connector 2" o:spid="_x0000_s1026" style="position:absolute;z-index:251660288;visibility:visible;mso-wrap-style:square;mso-width-percent:0;mso-wrap-distance-left:9pt;mso-wrap-distance-top:0;mso-wrap-distance-right:9pt;mso-wrap-distance-bottom:0;mso-position-horizontal:absolute;mso-position-horizontal-relative:margin;mso-position-vertical:absolute;mso-position-vertical-relative:text;mso-width-percent:0;mso-width-relative:margin" from="41.4pt,14.85pt" to="188.65pt,14.85pt" o:gfxdata="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" strokecolor="black [3040]" strokeweight=".5pt">
                       <w10:wrap anchorx="margin"/>
                     </v:line>
                   </w:pict>
@@ -797,37 +797,7 @@
         <w:rPr>
           <w:color w:val="auto"/>
         </w:rPr>
-        <w:t>các</w:t>
-      </w:r>
-      <w:r>
-        <w:rPr>
-          <w:color w:val="auto"/>
-        </w:rPr>
-        <w:t xml:space="preserve"> </w:t>
-      </w:r>
-      <w:r>
-        <w:rPr>
-          <w:color w:val="auto"/>
-        </w:rPr>
-        <w:t>ông</w:t>
-      </w:r>
-      <w:r>
-        <w:rPr>
-          <w:color w:val="auto"/>
-        </w:rPr>
-        <w:t xml:space="preserve"> Trưởng các Phòng chức năng </w:t>
-      </w:r>
-      <w:r>
-        <w:rPr>
-          <w:color w:val="auto"/>
-        </w:rPr>
-        <w:t xml:space="preserve">của </w:t>
-      </w:r>
-      <w:r>
-        <w:rPr>
-          <w:color w:val="auto"/>
-        </w:rPr>
-        <w:t xml:space="preserve">Công ty có liên quan </w:t>
+        <w:t xml:space="preserve">các ông Trưởng các Phòng chức năng của Công ty có liên quan </w:t>
       </w:r>
       <w:r>
         <w:rPr>
@@ -920,51 +890,7 @@
                 <w:color w:val="auto"/>
                 <w:sz w:val="22"/>
               </w:rPr>
-              <w:t>- Ban Giám đốc Công ty (để c/đ);</w:t>
-            </w:r>
-          </w:p>
-          <w:p>
-            <w:pPr>
-              <w:spacing w:after="40" w:line="252" w:lineRule="auto"/>
-              <w:rPr>
-                <w:color w:val="auto"/>
-              </w:rPr>
-            </w:pPr>
-            <w:r>
-              <w:rPr>
-                <w:color w:val="auto"/>
-                <w:sz w:val="22"/>
-              </w:rPr>
-              <w:t>- Các phòng: KD, TCKT, KT</w:t>
-            </w:r>
-            <w:r>
-              <w:rPr>
-                <w:color w:val="auto"/>
-                <w:sz w:val="22"/>
-              </w:rPr>
-              <w:t>-</w:t>
-            </w:r>
-            <w:r>
-              <w:rPr>
-                <w:color w:val="auto"/>
-                <w:sz w:val="22"/>
-              </w:rPr>
-              <w:t>AT;</w:t>
-            </w:r>
-          </w:p>
-          <w:p>
-            <w:pPr>
-              <w:spacing w:after="40" w:line="252" w:lineRule="auto"/>
-              <w:rPr>
-                <w:color w:val="auto"/>
-              </w:rPr>
-            </w:pPr>
-            <w:r>
-              <w:rPr>
-                <w:color w:val="auto"/>
-                <w:sz w:val="22"/>
-              </w:rPr>
-              <w:t>- {ten_xi_nghiep};</w:t>
+              <w:t>- Ban Giám đốc (để c/đ);</w:t>
             </w:r>
           </w:p>
           <w:p>
